--- a/backend/src/test/resources/fixtures/m6-precedent-paraphrase.docx
+++ b/backend/src/test/resources/fixtures/m6-precedent-paraphrase.docx
@@ -12,7 +12,7 @@
     </w:p>
     <w:p>
       <w:r>
-        <w:t xml:space="preserve">Between Helios Systems Inc. and Cobalt Retail Group, governed by the laws of England and Wales.</w:t>
+        <w:t xml:space="preserve">Between Helios Systems Inc. and Cobalt Retail Group, governed by the laws of the State of Delaware.</w:t>
       </w:r>
     </w:p>
     <w:p>
